--- a/reference-documents/Curant_Persona_Profiles.docx
+++ b/reference-documents/Curant_Persona_Profiles.docx
@@ -476,7 +476,7 @@
                 <w:sz w:val="17"/>
                 <w:szCs w:val="17"/>
               </w:rPr>
-              <w:t xml:space="preserve">Reed only, built in</w:t>
+              <w:t xml:space="preserve">Aaron only, built in</w:t>
             </w:r>
           </w:p>
         </w:tc>
@@ -1096,7 +1096,7 @@
                 <w:sz w:val="17"/>
                 <w:szCs w:val="17"/>
               </w:rPr>
-              <w:t xml:space="preserve">Reed only, built in</w:t>
+              <w:t xml:space="preserve">Aaron only, built in</w:t>
             </w:r>
           </w:p>
         </w:tc>
@@ -1716,7 +1716,7 @@
                 <w:sz w:val="17"/>
                 <w:szCs w:val="17"/>
               </w:rPr>
-              <w:t xml:space="preserve">Reed only, built in</w:t>
+              <w:t xml:space="preserve">Aaron only, built in</w:t>
             </w:r>
           </w:p>
         </w:tc>
@@ -2336,7 +2336,7 @@
                 <w:sz w:val="17"/>
                 <w:szCs w:val="17"/>
               </w:rPr>
-              <w:t xml:space="preserve">Reed only, built in</w:t>
+              <w:t xml:space="preserve">Aaron only, built in</w:t>
             </w:r>
           </w:p>
         </w:tc>
@@ -2956,7 +2956,7 @@
                 <w:sz w:val="17"/>
                 <w:szCs w:val="17"/>
               </w:rPr>
-              <w:t xml:space="preserve">Reed only, built in</w:t>
+              <w:t xml:space="preserve">Aaron only, built in</w:t>
             </w:r>
           </w:p>
         </w:tc>
@@ -3576,7 +3576,7 @@
                 <w:sz w:val="17"/>
                 <w:szCs w:val="17"/>
               </w:rPr>
-              <w:t xml:space="preserve">Reed only, built in</w:t>
+              <w:t xml:space="preserve">Aaron only, built in</w:t>
             </w:r>
           </w:p>
         </w:tc>
@@ -4196,7 +4196,7 @@
                 <w:sz w:val="17"/>
                 <w:szCs w:val="17"/>
               </w:rPr>
-              <w:t xml:space="preserve">Reed only, built in</w:t>
+              <w:t xml:space="preserve">Aaron only, built in</w:t>
             </w:r>
           </w:p>
         </w:tc>
@@ -4816,7 +4816,7 @@
                 <w:sz w:val="17"/>
                 <w:szCs w:val="17"/>
               </w:rPr>
-              <w:t xml:space="preserve">Reed only, built in</w:t>
+              <w:t xml:space="preserve">Aaron only, built in</w:t>
             </w:r>
           </w:p>
         </w:tc>
@@ -5703,7 +5703,7 @@
                 <w:sz w:val="17"/>
                 <w:szCs w:val="17"/>
               </w:rPr>
-              <w:t xml:space="preserve">Reed only</w:t>
+              <w:t xml:space="preserve">Aaron only</w:t>
             </w:r>
           </w:p>
         </w:tc>
@@ -5928,7 +5928,7 @@
           <w:sz w:val="30"/>
           <w:szCs w:val="30"/>
         </w:rPr>
-        <w:t xml:space="preserve">REED</w:t>
+        <w:t xml:space="preserve">AARON</w:t>
       </w:r>
     </w:p>
     <w:p>
@@ -5958,7 +5958,7 @@
           <w:sz w:val="17"/>
           <w:szCs w:val="17"/>
         </w:rPr>
-        <w:t xml:space="preserve">Available on: Cloud: tone only · Home: full feature set</w:t>
+        <w:t xml:space="preserve">Available on: Home and Cloud — full feature set on both</w:t>
       </w:r>
     </w:p>
     <w:p>
@@ -6254,7 +6254,7 @@
                 <w:sz w:val="17"/>
                 <w:szCs w:val="17"/>
               </w:rPr>
-              <w:t xml:space="preserve">Built in — no add-on needed, just being Reed. Home only.</w:t>
+              <w:t xml:space="preserve">Built in — no add-on needed, just being Aaron. Available on both Home and Cloud.</w:t>
             </w:r>
           </w:p>
         </w:tc>
@@ -6722,7 +6722,7 @@
           <w:sz w:val="18"/>
           <w:szCs w:val="18"/>
         </w:rPr>
-        <w:t xml:space="preserve">Cloud has Reed's tone but not his grading tools — stated plainly rather than implying full parity. The entire calibration system (storage, spread-checking, correction feedback loop) exists only in Home's codebase right now.</w:t>
+        <w:t xml:space="preserve">Cloud now has Aaron's full grading calibration system, not just his tone — the calibration system (storage, spread-checking, correction feedback loop) was ported from Home with per-customer isolation, so a shared Cloud database can serve many teachers without their calibration data mixing.</w:t>
       </w:r>
     </w:p>
     <w:p>
